--- a/Llamado de atencion.docx
+++ b/Llamado de atencion.docx
@@ -166,7 +166,21 @@
           <w:rFonts w:asciiTheme="minorHAnsi" w:eastAsia="Google Sans Text" w:hAnsiTheme="minorHAnsi" w:cstheme="minorHAnsi"/>
           <w:color w:val="FF0000"/>
         </w:rPr>
-        <w:t>{{NOMBRE DEL PROGRAMA}} Y {{FICHA}}</w:t>
+        <w:t>{{NOMBRE DEL PROGRAMA}}</w:t>
+      </w:r>
+      <w:r>
+        <w:rPr>
+          <w:rFonts w:asciiTheme="minorHAnsi" w:eastAsia="Google Sans Text" w:hAnsiTheme="minorHAnsi" w:cstheme="minorHAnsi"/>
+          <w:color w:val="FF0000"/>
+        </w:rPr>
+        <w:t>, FICHA:</w:t>
+      </w:r>
+      <w:r>
+        <w:rPr>
+          <w:rFonts w:asciiTheme="minorHAnsi" w:eastAsia="Google Sans Text" w:hAnsiTheme="minorHAnsi" w:cstheme="minorHAnsi"/>
+          <w:color w:val="FF0000"/>
+        </w:rPr>
+        <w:t xml:space="preserve"> {{FICHA}}</w:t>
       </w:r>
     </w:p>
     <w:p>
@@ -1735,10 +1749,6 @@
 </file>
 
 <file path=customXml/item1.xml><?xml version="1.0" encoding="utf-8"?>
-<b:Sources xmlns:b="http://schemas.openxmlformats.org/officeDocument/2006/bibliography" xmlns="http://schemas.openxmlformats.org/officeDocument/2006/bibliography" SelectedStyle="\APASixthEditionOfficeOnline.xsl" StyleName="APA" Version="6"/>
-</file>
-
-<file path=customXml/item2.xml><?xml version="1.0" encoding="utf-8"?>
 <s:customData xmlns="http://www.wps.cn/officeDocument/2013/wpsCustomData" xmlns:s="http://www.wps.cn/officeDocument/2013/wpsCustomData">
   <customSectProps/>
   <customShpExts>
@@ -1747,18 +1757,22 @@
 </s:customData>
 </file>
 
+<file path=customXml/item2.xml><?xml version="1.0" encoding="utf-8"?>
+<b:Sources xmlns:b="http://schemas.openxmlformats.org/officeDocument/2006/bibliography" xmlns="http://schemas.openxmlformats.org/officeDocument/2006/bibliography" SelectedStyle="\APASixthEditionOfficeOnline.xsl" StyleName="APA" Version="6"/>
+</file>
+
 <file path=customXml/itemProps1.xml><?xml version="1.0" encoding="utf-8"?>
+<ds:datastoreItem xmlns:ds="http://schemas.openxmlformats.org/officeDocument/2006/customXml" ds:itemID="{B1977F7D-205B-4081-913C-38D41E755F92}">
+  <ds:schemaRefs>
+    <ds:schemaRef ds:uri="http://www.wps.cn/officeDocument/2013/wpsCustomData"/>
+  </ds:schemaRefs>
+</ds:datastoreItem>
+</file>
+
+<file path=customXml/itemProps2.xml><?xml version="1.0" encoding="utf-8"?>
 <ds:datastoreItem xmlns:ds="http://schemas.openxmlformats.org/officeDocument/2006/customXml" ds:itemID="{9075EA48-20EF-445F-88FF-37BD94C295EF}">
   <ds:schemaRefs>
     <ds:schemaRef ds:uri="http://schemas.openxmlformats.org/officeDocument/2006/bibliography"/>
   </ds:schemaRefs>
 </ds:datastoreItem>
-</file>
-
-<file path=customXml/itemProps2.xml><?xml version="1.0" encoding="utf-8"?>
-<ds:datastoreItem xmlns:ds="http://schemas.openxmlformats.org/officeDocument/2006/customXml" ds:itemID="{B1977F7D-205B-4081-913C-38D41E755F92}">
-  <ds:schemaRefs>
-    <ds:schemaRef ds:uri="http://www.wps.cn/officeDocument/2013/wpsCustomData"/>
-  </ds:schemaRefs>
-</ds:datastoreItem>
 </file>